--- a/prgutv-forslag/Stärka DIDAs campusutbildningar.docx
+++ b/prgutv-forslag/Stärka DIDAs campusutbildningar.docx
@@ -186,133 +186,261 @@
     <w:p>
       <w:pPr>
         <w:rPr>
-          <w:lang w:val="sv-SE"/>
-        </w:rPr>
-      </w:pPr>
-      <w:r>
-        <w:rPr>
+          <w:i/>
+          <w:iCs/>
+          <w:lang w:val="sv-SE"/>
+        </w:rPr>
+      </w:pPr>
+      <w:r>
+        <w:rPr>
+          <w:i/>
+          <w:iCs/>
+          <w:lang w:val="sv-SE"/>
+        </w:rPr>
+        <w:t>Bilagor filer</w:t>
+      </w:r>
+      <w:r>
+        <w:rPr>
+          <w:lang w:val="sv-SE"/>
+        </w:rPr>
+        <w:br/>
+      </w:r>
+      <w:r>
+        <w:rPr>
+          <w:i/>
+          <w:iCs/>
           <w:lang w:val="sv-SE"/>
         </w:rPr>
         <w:t xml:space="preserve">Bilaga 1: </w:t>
       </w:r>
       <w:r>
         <w:rPr>
+          <w:i/>
+          <w:iCs/>
+          <w:lang w:val="sv-SE"/>
+        </w:rPr>
+        <w:t>”</w:t>
+      </w:r>
+      <w:r>
+        <w:rPr>
+          <w:i/>
+          <w:iCs/>
           <w:lang w:val="sv-SE"/>
         </w:rPr>
         <w:t>Campusutbildningsinitiativ</w:t>
+      </w:r>
+      <w:r>
+        <w:rPr>
+          <w:i/>
+          <w:iCs/>
+          <w:lang w:val="sv-SE"/>
+        </w:rPr>
+        <w:t xml:space="preserve"> Sammanställning.docx”</w:t>
       </w:r>
     </w:p>
     <w:p>
       <w:pPr>
         <w:rPr>
-          <w:lang w:val="sv-SE"/>
-        </w:rPr>
-      </w:pPr>
-      <w:r>
-        <w:rPr>
+          <w:i/>
+          <w:iCs/>
+          <w:lang w:val="sv-SE"/>
+        </w:rPr>
+      </w:pPr>
+      <w:r>
+        <w:rPr>
+          <w:i/>
+          <w:iCs/>
           <w:lang w:val="sv-SE"/>
         </w:rPr>
         <w:t xml:space="preserve">Bilaga 2: </w:t>
       </w:r>
       <w:r>
         <w:rPr>
+          <w:i/>
+          <w:iCs/>
+          <w:lang w:val="sv-SE"/>
+        </w:rPr>
+        <w:t>”</w:t>
+      </w:r>
+      <w:r>
+        <w:rPr>
+          <w:i/>
+          <w:iCs/>
           <w:lang w:val="sv-SE"/>
         </w:rPr>
         <w:t>DIDA</w:t>
       </w:r>
       <w:r>
         <w:rPr>
-          <w:lang w:val="sv-SE"/>
-        </w:rPr>
-        <w:t xml:space="preserve"> </w:t>
-      </w:r>
-      <w:r>
-        <w:rPr>
+          <w:i/>
+          <w:iCs/>
+          <w:lang w:val="sv-SE"/>
+        </w:rPr>
+        <w:t>_</w:t>
+      </w:r>
+      <w:r>
+        <w:rPr>
+          <w:i/>
+          <w:iCs/>
           <w:lang w:val="sv-SE"/>
         </w:rPr>
         <w:t>marknadsföring</w:t>
       </w:r>
       <w:r>
         <w:rPr>
-          <w:lang w:val="sv-SE"/>
-        </w:rPr>
-        <w:t xml:space="preserve"> </w:t>
-      </w:r>
-      <w:r>
-        <w:rPr>
+          <w:i/>
+          <w:iCs/>
+          <w:lang w:val="sv-SE"/>
+        </w:rPr>
+        <w:t>_</w:t>
+      </w:r>
+      <w:r>
+        <w:rPr>
+          <w:i/>
+          <w:iCs/>
           <w:lang w:val="sv-SE"/>
         </w:rPr>
         <w:t>id</w:t>
       </w:r>
       <w:r>
         <w:rPr>
-          <w:lang w:val="sv-SE"/>
-        </w:rPr>
-        <w:t>é</w:t>
-      </w:r>
-      <w:r>
-        <w:rPr>
+          <w:i/>
+          <w:iCs/>
+          <w:lang w:val="sv-SE"/>
+        </w:rPr>
+        <w:t>e</w:t>
+      </w:r>
+      <w:r>
+        <w:rPr>
+          <w:i/>
+          <w:iCs/>
           <w:lang w:val="sv-SE"/>
         </w:rPr>
         <w:t>er</w:t>
+      </w:r>
+      <w:r>
+        <w:rPr>
+          <w:i/>
+          <w:iCs/>
+          <w:lang w:val="sv-SE"/>
+        </w:rPr>
+        <w:t>.docx”</w:t>
       </w:r>
     </w:p>
     <w:p>
       <w:pPr>
         <w:rPr>
-          <w:lang w:val="sv-SE"/>
-        </w:rPr>
-      </w:pPr>
-      <w:r>
-        <w:rPr>
-          <w:lang w:val="sv-SE"/>
-        </w:rPr>
-        <w:t>Bilaga 3: Organisationsförslag</w:t>
+          <w:i/>
+          <w:iCs/>
+          <w:lang w:val="sv-SE"/>
+        </w:rPr>
+      </w:pPr>
+      <w:r>
+        <w:rPr>
+          <w:i/>
+          <w:iCs/>
+          <w:lang w:val="sv-SE"/>
+        </w:rPr>
+        <w:t xml:space="preserve">Bilaga 3: </w:t>
+      </w:r>
+      <w:r>
+        <w:rPr>
+          <w:i/>
+          <w:iCs/>
+          <w:lang w:val="sv-SE"/>
+        </w:rPr>
+        <w:t>”</w:t>
+      </w:r>
+      <w:r>
+        <w:rPr>
+          <w:i/>
+          <w:iCs/>
+          <w:lang w:val="sv-SE"/>
+        </w:rPr>
+        <w:t>Organisationsförslag</w:t>
+      </w:r>
+      <w:r>
+        <w:rPr>
+          <w:i/>
+          <w:iCs/>
+          <w:lang w:val="sv-SE"/>
+        </w:rPr>
+        <w:t>.pdf”</w:t>
       </w:r>
     </w:p>
     <w:p>
       <w:pPr>
         <w:rPr>
-          <w:lang w:val="sv-SE"/>
-        </w:rPr>
-      </w:pPr>
-      <w:r>
-        <w:rPr>
+          <w:i/>
+          <w:iCs/>
+          <w:lang w:val="sv-SE"/>
+        </w:rPr>
+      </w:pPr>
+      <w:r>
+        <w:rPr>
+          <w:i/>
+          <w:iCs/>
           <w:lang w:val="sv-SE"/>
         </w:rPr>
         <w:t xml:space="preserve">Bilaga </w:t>
       </w:r>
       <w:r>
         <w:rPr>
+          <w:i/>
+          <w:iCs/>
           <w:lang w:val="sv-SE"/>
         </w:rPr>
         <w:t>4</w:t>
       </w:r>
       <w:r>
         <w:rPr>
+          <w:i/>
+          <w:iCs/>
           <w:lang w:val="sv-SE"/>
         </w:rPr>
         <w:t xml:space="preserve">: </w:t>
       </w:r>
       <w:r>
         <w:rPr>
-          <w:lang w:val="sv-SE"/>
-        </w:rPr>
-        <w:t xml:space="preserve">DIDA </w:t>
+          <w:i/>
+          <w:iCs/>
+          <w:lang w:val="sv-SE"/>
+        </w:rPr>
+        <w:t>”</w:t>
+      </w:r>
+      <w:r>
+        <w:rPr>
+          <w:i/>
+          <w:iCs/>
+          <w:lang w:val="sv-SE"/>
+        </w:rPr>
+        <w:t>DIDA P</w:t>
       </w:r>
       <w:proofErr w:type="spellStart"/>
       <w:r>
         <w:rPr>
-          <w:lang w:val="sv-SE"/>
-        </w:rPr>
-        <w:t>Preliminär</w:t>
+          <w:i/>
+          <w:iCs/>
+          <w:lang w:val="sv-SE"/>
+        </w:rPr>
+        <w:t>reliminär</w:t>
       </w:r>
       <w:proofErr w:type="spellEnd"/>
       <w:r>
         <w:rPr>
+          <w:i/>
+          <w:iCs/>
           <w:lang w:val="sv-SE"/>
         </w:rPr>
         <w:t xml:space="preserve"> verksamhetsplan 2026 1 årig</w:t>
+      </w:r>
+      <w:r>
+        <w:rPr>
+          <w:i/>
+          <w:iCs/>
+          <w:lang w:val="sv-SE"/>
+        </w:rPr>
+        <w:t>.docx”</w:t>
       </w:r>
     </w:p>
     <w:p>
@@ -1045,15 +1173,23 @@
           <w:bCs/>
           <w:lang w:val="sv-SE"/>
         </w:rPr>
-        <w:t xml:space="preserve"> verksamhetsplan 2026 1 </w:t>
-      </w:r>
-      <w:proofErr w:type="spellStart"/>
+        <w:t xml:space="preserve"> verksamhetsplan 2026 1</w:t>
+      </w:r>
       <w:r>
         <w:rPr>
           <w:b/>
           <w:bCs/>
           <w:lang w:val="sv-SE"/>
         </w:rPr>
+        <w:t xml:space="preserve"> </w:t>
+      </w:r>
+      <w:proofErr w:type="spellStart"/>
+      <w:r>
+        <w:rPr>
+          <w:b/>
+          <w:bCs/>
+          <w:lang w:val="sv-SE"/>
+        </w:rPr>
         <w:t>årig</w:t>
       </w:r>
       <w:proofErr w:type="spellEnd"/>
@@ -1061,7 +1197,7 @@
         <w:rPr>
           <w:lang w:val="sv-SE"/>
         </w:rPr>
-        <w:t>).</w:t>
+        <w:t>.</w:t>
       </w:r>
     </w:p>
     <w:p>
@@ -1276,6 +1412,14 @@
       </w:r>
       <w:r>
         <w:rPr>
+          <w:b/>
+          <w:bCs/>
+          <w:lang w:val="sv-SE"/>
+        </w:rPr>
+        <w:t xml:space="preserve"> Sammanställning</w:t>
+      </w:r>
+      <w:r>
+        <w:rPr>
           <w:lang w:val="sv-SE"/>
         </w:rPr>
         <w:t>).</w:t>
@@ -1292,7 +1436,31 @@
         <w:rPr>
           <w:lang w:val="sv-SE"/>
         </w:rPr>
-        <w:t>4. Tid och resurser för utveckling</w:t>
+        <w:t>4</w:t>
+      </w:r>
+      <w:r>
+        <w:rPr>
+          <w:lang w:val="sv-SE"/>
+        </w:rPr>
+        <w:t xml:space="preserve"> R</w:t>
+      </w:r>
+      <w:r>
+        <w:rPr>
+          <w:lang w:val="sv-SE"/>
+        </w:rPr>
+        <w:t>esurser</w:t>
+      </w:r>
+      <w:r>
+        <w:rPr>
+          <w:lang w:val="sv-SE"/>
+        </w:rPr>
+        <w:t xml:space="preserve"> och struktur</w:t>
+      </w:r>
+      <w:r>
+        <w:rPr>
+          <w:lang w:val="sv-SE"/>
+        </w:rPr>
+        <w:t xml:space="preserve"> för utveckling</w:t>
       </w:r>
     </w:p>
     <w:p>
@@ -1305,19 +1473,7 @@
         <w:rPr>
           <w:lang w:val="sv-SE"/>
         </w:rPr>
-        <w:t xml:space="preserve">En central faktor för kvalitetsutveckling är att avsätta dedikerad tid för personal att arbeta med utvecklingsfrågor utöver de ordinarie </w:t>
-      </w:r>
-      <w:r>
-        <w:rPr>
-          <w:lang w:val="sv-SE"/>
-        </w:rPr>
-        <w:t>arbetsuppgifterna</w:t>
-      </w:r>
-      <w:r>
-        <w:rPr>
-          <w:lang w:val="sv-SE"/>
-        </w:rPr>
-        <w:t>.</w:t>
+        <w:t>En central faktor för kvalitetsutveckling är att avsätta dedikerad tid för personal att arbeta med utvecklingsfrågor.</w:t>
       </w:r>
     </w:p>
     <w:p>
@@ -1343,7 +1499,19 @@
         <w:rPr>
           <w:lang w:val="sv-SE"/>
         </w:rPr>
-        <w:t xml:space="preserve"> Pedagogisk utvecklingstjänst</w:t>
+        <w:t xml:space="preserve"> </w:t>
+      </w:r>
+      <w:r>
+        <w:rPr>
+          <w:lang w:val="sv-SE"/>
+        </w:rPr>
+        <w:t>U</w:t>
+      </w:r>
+      <w:r>
+        <w:rPr>
+          <w:lang w:val="sv-SE"/>
+        </w:rPr>
+        <w:t>tvecklingstjänst</w:t>
       </w:r>
     </w:p>
     <w:p>
@@ -1356,28 +1524,78 @@
         <w:rPr>
           <w:lang w:val="sv-SE"/>
         </w:rPr>
-        <w:t>Ett förslag är att i</w:t>
-      </w:r>
-      <w:r>
-        <w:rPr>
-          <w:lang w:val="sv-SE"/>
-        </w:rPr>
-        <w:t xml:space="preserve">nrätta en dedikerad tjänst alternativt avsatt tid i befintliga tjänster för pedagogiska frågor kopplade till undervisning, campusnärvaro och aktiviteter för att attrahera studenter. </w:t>
-      </w:r>
-      <w:r>
-        <w:rPr>
-          <w:lang w:val="sv-SE"/>
-        </w:rPr>
-        <w:t>En sådan funktion kan bidra till:</w:t>
+        <w:t xml:space="preserve">Ett förslag är att </w:t>
+      </w:r>
+      <w:r>
+        <w:rPr>
+          <w:lang w:val="sv-SE"/>
+        </w:rPr>
+        <w:t>öronmärka tid för arbetsuppgifter</w:t>
+      </w:r>
+      <w:r>
+        <w:rPr>
+          <w:lang w:val="sv-SE"/>
+        </w:rPr>
+        <w:t xml:space="preserve"> </w:t>
+      </w:r>
+      <w:r>
+        <w:rPr>
+          <w:lang w:val="sv-SE"/>
+        </w:rPr>
+        <w:t xml:space="preserve">(förslagsvis </w:t>
+      </w:r>
+      <w:r>
+        <w:rPr>
+          <w:lang w:val="sv-SE"/>
+        </w:rPr>
+        <w:t>avsatt tid i befintliga tjänster</w:t>
+      </w:r>
+      <w:r>
+        <w:rPr>
+          <w:lang w:val="sv-SE"/>
+        </w:rPr>
+        <w:t>)</w:t>
+      </w:r>
+      <w:r>
+        <w:rPr>
+          <w:lang w:val="sv-SE"/>
+        </w:rPr>
+        <w:t xml:space="preserve"> för frågor kopplade till undervisning, campusnärvaro och aktiviteter för att attrahera studenter. </w:t>
+      </w:r>
+      <w:r>
+        <w:rPr>
+          <w:lang w:val="sv-SE"/>
+        </w:rPr>
+        <w:t>Detta skulle kunna</w:t>
+      </w:r>
+      <w:r>
+        <w:rPr>
+          <w:lang w:val="sv-SE"/>
+        </w:rPr>
+        <w:t xml:space="preserve"> bidra till:</w:t>
       </w:r>
     </w:p>
     <w:p>
       <w:pPr>
         <w:pStyle w:val="ListBullet"/>
+        <w:rPr>
+          <w:lang w:val="sv-SE"/>
+        </w:rPr>
+      </w:pPr>
+      <w:r>
+        <w:rPr>
+          <w:lang w:val="sv-SE"/>
+        </w:rPr>
+        <w:t>Planering och genomförande av studentrekryteringsaktiviteter</w:t>
+      </w:r>
+    </w:p>
+    <w:p>
+      <w:pPr>
+        <w:pStyle w:val="ListBullet"/>
       </w:pPr>
       <w:proofErr w:type="spellStart"/>
       <w:r>
-        <w:t>Samordning</w:t>
+        <w:t>Utveckling</w:t>
       </w:r>
       <w:proofErr w:type="spellEnd"/>
       <w:r>
@@ -1385,7 +1603,7 @@
       </w:r>
       <w:proofErr w:type="spellStart"/>
       <w:r>
-        <w:t>pedagogiska</w:t>
+        <w:t>campusbaserade</w:t>
       </w:r>
       <w:proofErr w:type="spellEnd"/>
       <w:r>
@@ -1393,7 +1611,7 @@
       </w:r>
       <w:proofErr w:type="spellStart"/>
       <w:r>
-        <w:t>utvecklingsinsatser</w:t>
+        <w:t>lärandemiljöer</w:t>
       </w:r>
       <w:proofErr w:type="spellEnd"/>
     </w:p>
@@ -1401,54 +1619,70 @@
       <w:pPr>
         <w:pStyle w:val="ListBullet"/>
       </w:pPr>
-      <w:r>
-        <w:t>Stöd till kollegor i undervisningsfrågor</w:t>
-      </w:r>
+      <w:proofErr w:type="spellStart"/>
+      <w:r>
+        <w:t>Samordning</w:t>
+      </w:r>
+      <w:proofErr w:type="spellEnd"/>
+      <w:r>
+        <w:t xml:space="preserve"> av </w:t>
+      </w:r>
+      <w:proofErr w:type="spellStart"/>
+      <w:r>
+        <w:t>strategiska</w:t>
+      </w:r>
+      <w:proofErr w:type="spellEnd"/>
+      <w:r>
+        <w:t xml:space="preserve"> </w:t>
+      </w:r>
+      <w:proofErr w:type="spellStart"/>
+      <w:r>
+        <w:t>utvecklingsinsatser</w:t>
+      </w:r>
+      <w:proofErr w:type="spellEnd"/>
     </w:p>
     <w:p>
       <w:pPr>
         <w:pStyle w:val="ListBullet"/>
-      </w:pPr>
-      <w:r>
-        <w:t>Planering och genomförande av studentrekryteringsaktiviteter</w:t>
+        <w:rPr>
+          <w:lang w:val="sv-SE"/>
+        </w:rPr>
+      </w:pPr>
+      <w:r>
+        <w:rPr>
+          <w:lang w:val="sv-SE"/>
+        </w:rPr>
+        <w:t>Stöd till kollegor i undervisningsfrågor</w:t>
       </w:r>
     </w:p>
     <w:p>
       <w:pPr>
-        <w:pStyle w:val="ListBullet"/>
-      </w:pPr>
-      <w:r>
-        <w:t>Utveckling av campusbaserade lärandemiljöer</w:t>
+        <w:pStyle w:val="Heading2"/>
+        <w:rPr>
+          <w:lang w:val="sv-SE"/>
+        </w:rPr>
+      </w:pPr>
+      <w:r>
+        <w:rPr>
+          <w:lang w:val="sv-SE"/>
+        </w:rPr>
+        <w:t>4.</w:t>
+      </w:r>
+      <w:r>
+        <w:rPr>
+          <w:lang w:val="sv-SE"/>
+        </w:rPr>
+        <w:t>2</w:t>
+      </w:r>
+      <w:r>
+        <w:rPr>
+          <w:lang w:val="sv-SE"/>
+        </w:rPr>
+        <w:t xml:space="preserve"> Arbetslag för program och kursutveckling</w:t>
       </w:r>
     </w:p>
     <w:p>
       <w:pPr>
-        <w:pStyle w:val="Heading2"/>
-        <w:rPr>
-          <w:lang w:val="sv-SE"/>
-        </w:rPr>
-      </w:pPr>
-      <w:r>
-        <w:rPr>
-          <w:lang w:val="sv-SE"/>
-        </w:rPr>
-        <w:t>4.</w:t>
-      </w:r>
-      <w:r>
-        <w:rPr>
-          <w:lang w:val="sv-SE"/>
-        </w:rPr>
-        <w:t>2</w:t>
-      </w:r>
-      <w:r>
-        <w:rPr>
-          <w:lang w:val="sv-SE"/>
-        </w:rPr>
-        <w:t xml:space="preserve"> Arbetslag för program och kursutveckling</w:t>
-      </w:r>
-    </w:p>
-    <w:p>
-      <w:pPr>
         <w:rPr>
           <w:lang w:val="sv-SE"/>
         </w:rPr>
@@ -1541,43 +1775,7 @@
         <w:rPr>
           <w:lang w:val="sv-SE"/>
         </w:rPr>
-        <w:t>Om arbetslag</w:t>
-      </w:r>
-      <w:r>
-        <w:rPr>
-          <w:lang w:val="sv-SE"/>
-        </w:rPr>
-        <w:t>en</w:t>
-      </w:r>
-      <w:r>
-        <w:rPr>
-          <w:lang w:val="sv-SE"/>
-        </w:rPr>
-        <w:t xml:space="preserve">s sammansättning bestod av personer som har både undervisning och forskning i sin tjänst, </w:t>
-      </w:r>
-      <w:r>
-        <w:rPr>
-          <w:lang w:val="sv-SE"/>
-        </w:rPr>
-        <w:t>ger det</w:t>
-      </w:r>
-      <w:r>
-        <w:rPr>
-          <w:lang w:val="sv-SE"/>
-        </w:rPr>
-        <w:t xml:space="preserve"> goda förutsättningar</w:t>
-      </w:r>
-      <w:r>
-        <w:rPr>
-          <w:lang w:val="sv-SE"/>
-        </w:rPr>
-        <w:t xml:space="preserve"> för arbetet med dessa frågor</w:t>
-      </w:r>
-      <w:r>
-        <w:rPr>
-          <w:lang w:val="sv-SE"/>
-        </w:rPr>
-        <w:t xml:space="preserve">. </w:t>
+        <w:t xml:space="preserve">Om arbetslagens sammansättning bestod av personer som har både undervisning och forskning i sin tjänst, ger det goda förutsättningar för arbetet med dessa frågor. </w:t>
       </w:r>
       <w:r>
         <w:rPr>
@@ -1764,7 +1962,33 @@
         <w:rPr>
           <w:lang w:val="sv-SE"/>
         </w:rPr>
-        <w:t xml:space="preserve">har vuxit fram utifrån egna idéer och via samtal inom DIDA.  </w:t>
+        <w:t>har vuxit fram utifrån egna idéer och via samtal inom DIDA</w:t>
+      </w:r>
+      <w:r>
+        <w:rPr>
+          <w:lang w:val="sv-SE"/>
+        </w:rPr>
+        <w:t xml:space="preserve">; </w:t>
+      </w:r>
+      <w:proofErr w:type="gramStart"/>
+      <w:r>
+        <w:rPr>
+          <w:lang w:val="sv-SE"/>
+        </w:rPr>
+        <w:t>framförallt</w:t>
+      </w:r>
+      <w:proofErr w:type="gramEnd"/>
+      <w:r>
+        <w:rPr>
+          <w:lang w:val="sv-SE"/>
+        </w:rPr>
+        <w:t xml:space="preserve"> via samtal mellan ”webb-gruppen” och ”spel-gruppen”</w:t>
+      </w:r>
+      <w:r>
+        <w:rPr>
+          <w:lang w:val="sv-SE"/>
+        </w:rPr>
+        <w:t xml:space="preserve">.  </w:t>
       </w:r>
     </w:p>
     <w:p>
@@ -1824,114 +2048,594 @@
         <w:rPr>
           <w:lang w:val="sv-SE"/>
         </w:rPr>
-        <w:t>ledningen. En sådan struktur kan ge arbetslagen i 4.3 ett formellt ramverk och säkerställa långsiktighet i utvecklingsarbetet.</w:t>
+        <w:t>institutions</w:t>
+      </w:r>
+      <w:r>
+        <w:rPr>
+          <w:lang w:val="sv-SE"/>
+        </w:rPr>
+        <w:t xml:space="preserve">ledningen. En sådan struktur kan ge arbetslagen ett formellt ramverk och </w:t>
+      </w:r>
+      <w:r>
+        <w:rPr>
+          <w:lang w:val="sv-SE"/>
+        </w:rPr>
+        <w:t>främja</w:t>
+      </w:r>
+      <w:r>
+        <w:rPr>
+          <w:lang w:val="sv-SE"/>
+        </w:rPr>
+        <w:t xml:space="preserve"> långsiktighet i utvecklingsarbetet.</w:t>
       </w:r>
     </w:p>
     <w:p>
       <w:pPr>
-        <w:pStyle w:val="Heading1"/>
-        <w:rPr>
-          <w:lang w:val="sv-SE"/>
-        </w:rPr>
-      </w:pPr>
-      <w:r>
-        <w:rPr>
-          <w:lang w:val="sv-SE"/>
-        </w:rPr>
-        <w:t>5. Den fysiska miljön</w:t>
+        <w:pStyle w:val="Heading2"/>
+        <w:rPr>
+          <w:lang w:val="sv-SE"/>
+        </w:rPr>
+      </w:pPr>
+      <w:r>
+        <w:rPr>
+          <w:lang w:val="sv-SE"/>
+        </w:rPr>
+        <w:t xml:space="preserve">4.4 </w:t>
+      </w:r>
+      <w:r>
+        <w:rPr>
+          <w:lang w:val="sv-SE"/>
+        </w:rPr>
+        <w:t>Strukturen för p</w:t>
+      </w:r>
+      <w:r>
+        <w:rPr>
+          <w:lang w:val="sv-SE"/>
+        </w:rPr>
+        <w:t>rogramorganisation</w:t>
       </w:r>
     </w:p>
     <w:p>
       <w:pPr>
-        <w:rPr>
-          <w:lang w:val="sv-SE"/>
-        </w:rPr>
-      </w:pPr>
-      <w:r>
-        <w:rPr>
-          <w:lang w:val="sv-SE"/>
-        </w:rPr>
-        <w:t>En attraktiv fysisk miljö är avgörande för att skapa ett levande campus. Målet är att campusmiljön ska vara en arbetsplats som studenter och personal aktivt vill komma till.</w:t>
+        <w:pStyle w:val="ListBullet"/>
+        <w:numPr>
+          <w:ilvl w:val="0"/>
+          <w:numId w:val="0"/>
+        </w:numPr>
+        <w:rPr>
+          <w:lang w:val="sv-SE"/>
+        </w:rPr>
+      </w:pPr>
+      <w:r>
+        <w:rPr>
+          <w:lang w:val="sv-SE"/>
+        </w:rPr>
+        <w:t xml:space="preserve">För att </w:t>
+      </w:r>
+      <w:r>
+        <w:rPr>
+          <w:lang w:val="sv-SE"/>
+        </w:rPr>
+        <w:t xml:space="preserve">underlätta </w:t>
+      </w:r>
+      <w:r>
+        <w:rPr>
+          <w:lang w:val="sv-SE"/>
+        </w:rPr>
+        <w:t>arbetet med och inom</w:t>
+      </w:r>
+      <w:r>
+        <w:rPr>
+          <w:lang w:val="sv-SE"/>
+        </w:rPr>
+        <w:t xml:space="preserve"> utbildningsprogram</w:t>
+      </w:r>
+      <w:r>
+        <w:rPr>
+          <w:lang w:val="sv-SE"/>
+        </w:rPr>
+        <w:t xml:space="preserve"> </w:t>
+      </w:r>
+      <w:r>
+        <w:rPr>
+          <w:lang w:val="sv-SE"/>
+        </w:rPr>
+        <w:t xml:space="preserve">hade det varit en fördel om </w:t>
+      </w:r>
+      <w:r>
+        <w:rPr>
+          <w:lang w:val="sv-SE"/>
+        </w:rPr>
+        <w:t xml:space="preserve">en struktur funnits där </w:t>
+      </w:r>
+      <w:r>
+        <w:rPr>
+          <w:lang w:val="sv-SE"/>
+        </w:rPr>
+        <w:t>dessa var placerade hos institution</w:t>
+      </w:r>
+      <w:r>
+        <w:rPr>
+          <w:lang w:val="sv-SE"/>
+        </w:rPr>
+        <w:t>erna</w:t>
+      </w:r>
+      <w:r>
+        <w:rPr>
+          <w:lang w:val="sv-SE"/>
+        </w:rPr>
+        <w:t xml:space="preserve"> (inklusive programansvarig)</w:t>
+      </w:r>
+      <w:r>
+        <w:rPr>
+          <w:lang w:val="sv-SE"/>
+        </w:rPr>
+        <w:t xml:space="preserve">; särskilt om en majoritet av ett programs kurser tillhör en och samma institution. </w:t>
+      </w:r>
+      <w:r>
+        <w:rPr>
+          <w:lang w:val="sv-SE"/>
+        </w:rPr>
+        <w:t xml:space="preserve">Arbete och aktiviteter kopplade till att attrahera nya studenter och öka campusnärvaro hos befintliga </w:t>
+      </w:r>
+      <w:r>
+        <w:rPr>
+          <w:lang w:val="sv-SE"/>
+        </w:rPr>
+        <w:t xml:space="preserve">program </w:t>
+      </w:r>
+      <w:r>
+        <w:rPr>
+          <w:lang w:val="sv-SE"/>
+        </w:rPr>
+        <w:t xml:space="preserve">hade underlättats. Optimalt vore om ett program, inklusive arbete med dess ingående kurser, vore en del av </w:t>
+      </w:r>
+      <w:r>
+        <w:rPr>
+          <w:lang w:val="sv-SE"/>
+        </w:rPr>
+        <w:t>arbetsuppgifterna inom</w:t>
+      </w:r>
+      <w:r>
+        <w:rPr>
+          <w:lang w:val="sv-SE"/>
+        </w:rPr>
+        <w:t xml:space="preserve"> ett arbetslag (som tas upp i punkterna </w:t>
+      </w:r>
+      <w:proofErr w:type="gramStart"/>
+      <w:r>
+        <w:rPr>
+          <w:lang w:val="sv-SE"/>
+        </w:rPr>
+        <w:t>4.1-4.3</w:t>
+      </w:r>
+      <w:proofErr w:type="gramEnd"/>
+      <w:r>
+        <w:rPr>
+          <w:lang w:val="sv-SE"/>
+        </w:rPr>
+        <w:t xml:space="preserve">), vilket varit gynnsamt för </w:t>
+      </w:r>
+      <w:r>
+        <w:rPr>
+          <w:lang w:val="sv-SE"/>
+        </w:rPr>
+        <w:t xml:space="preserve">ett långsiktigt </w:t>
+      </w:r>
+      <w:r>
+        <w:rPr>
+          <w:lang w:val="sv-SE"/>
+        </w:rPr>
+        <w:t>utveckling</w:t>
+      </w:r>
+      <w:r>
+        <w:rPr>
+          <w:lang w:val="sv-SE"/>
+        </w:rPr>
+        <w:t>sarbete</w:t>
+      </w:r>
+      <w:r>
+        <w:rPr>
+          <w:lang w:val="sv-SE"/>
+        </w:rPr>
+        <w:t xml:space="preserve"> av programmet i stort</w:t>
+      </w:r>
+      <w:r>
+        <w:rPr>
+          <w:lang w:val="sv-SE"/>
+        </w:rPr>
+        <w:t>.</w:t>
+      </w:r>
+      <w:r>
+        <w:rPr>
+          <w:lang w:val="sv-SE"/>
+        </w:rPr>
+        <w:t xml:space="preserve"> </w:t>
+      </w:r>
+      <w:r>
+        <w:rPr>
+          <w:lang w:val="sv-SE"/>
+        </w:rPr>
+        <w:t>Programansvarig bör fortfarande vara drivande men a</w:t>
+      </w:r>
+      <w:r>
+        <w:rPr>
+          <w:lang w:val="sv-SE"/>
+        </w:rPr>
+        <w:t>rbetsuppgifter kan effektiviseras och insatser koordineras både inom arbetslaget och institutionen. E</w:t>
+      </w:r>
+      <w:r>
+        <w:rPr>
+          <w:lang w:val="sv-SE"/>
+        </w:rPr>
+        <w:t xml:space="preserve">xempelvis </w:t>
+      </w:r>
+      <w:r>
+        <w:rPr>
+          <w:lang w:val="sv-SE"/>
+        </w:rPr>
+        <w:t xml:space="preserve">arbete med progression </w:t>
+      </w:r>
+      <w:r>
+        <w:rPr>
+          <w:lang w:val="sv-SE"/>
+        </w:rPr>
+        <w:t xml:space="preserve">inom och samordning mellan </w:t>
+      </w:r>
+      <w:r>
+        <w:rPr>
+          <w:lang w:val="sv-SE"/>
+        </w:rPr>
+        <w:t xml:space="preserve">utbildningarna kan </w:t>
+      </w:r>
+      <w:r>
+        <w:rPr>
+          <w:lang w:val="sv-SE"/>
+        </w:rPr>
+        <w:t>förenkl</w:t>
+      </w:r>
+      <w:r>
+        <w:rPr>
+          <w:lang w:val="sv-SE"/>
+        </w:rPr>
+        <w:t>as</w:t>
+      </w:r>
+      <w:r>
+        <w:rPr>
+          <w:lang w:val="sv-SE"/>
+        </w:rPr>
+        <w:t xml:space="preserve">. Idag finns exempel där programansvarig finns på en institution och majoriteten av kurserna på en annan </w:t>
+      </w:r>
+      <w:r>
+        <w:rPr>
+          <w:lang w:val="sv-SE"/>
+        </w:rPr>
+        <w:t>varvid</w:t>
+      </w:r>
+      <w:r>
+        <w:rPr>
+          <w:lang w:val="sv-SE"/>
+        </w:rPr>
+        <w:t xml:space="preserve"> </w:t>
+      </w:r>
+      <w:r>
+        <w:rPr>
+          <w:lang w:val="sv-SE"/>
+        </w:rPr>
+        <w:t xml:space="preserve">resurserna sprids ut och koordination blir </w:t>
+      </w:r>
+      <w:r>
+        <w:rPr>
+          <w:lang w:val="sv-SE"/>
+        </w:rPr>
+        <w:t>omständligare</w:t>
+      </w:r>
+      <w:r>
+        <w:rPr>
+          <w:lang w:val="sv-SE"/>
+        </w:rPr>
+        <w:t>.</w:t>
+      </w:r>
+      <w:r>
+        <w:rPr>
+          <w:lang w:val="sv-SE"/>
+        </w:rPr>
+        <w:t xml:space="preserve"> </w:t>
       </w:r>
     </w:p>
     <w:p>
       <w:pPr>
-        <w:pStyle w:val="Heading2"/>
-        <w:rPr>
-          <w:lang w:val="sv-SE"/>
-        </w:rPr>
-      </w:pPr>
-      <w:r>
-        <w:rPr>
-          <w:lang w:val="sv-SE"/>
-        </w:rPr>
-        <w:t xml:space="preserve">5.1 </w:t>
-      </w:r>
-      <w:r>
-        <w:rPr>
-          <w:lang w:val="sv-SE"/>
-        </w:rPr>
-        <w:t xml:space="preserve">Viktiga </w:t>
-      </w:r>
-      <w:r>
-        <w:rPr>
-          <w:lang w:val="sv-SE"/>
-        </w:rPr>
-        <w:t>faktorer</w:t>
-      </w:r>
-      <w:r>
-        <w:rPr>
-          <w:lang w:val="sv-SE"/>
-        </w:rPr>
-        <w:t xml:space="preserve"> för den fysi</w:t>
-      </w:r>
-      <w:r>
-        <w:rPr>
-          <w:lang w:val="sv-SE"/>
-        </w:rPr>
-        <w:t>ska miljön</w:t>
+        <w:pStyle w:val="Heading1"/>
+        <w:rPr>
+          <w:lang w:val="sv-SE"/>
+        </w:rPr>
+      </w:pPr>
+      <w:r>
+        <w:rPr>
+          <w:lang w:val="sv-SE"/>
+        </w:rPr>
+        <w:t>5. Den fysiska miljön</w:t>
       </w:r>
     </w:p>
     <w:p>
       <w:pPr>
-        <w:pStyle w:val="ListBullet"/>
-        <w:rPr>
-          <w:lang w:val="sv-SE"/>
-        </w:rPr>
-      </w:pPr>
-      <w:r>
-        <w:rPr>
-          <w:lang w:val="sv-SE"/>
-        </w:rPr>
-        <w:t>Ändamålsenlig utrustning för undervisning och eget arbete</w:t>
+        <w:rPr>
+          <w:lang w:val="sv-SE"/>
+        </w:rPr>
+      </w:pPr>
+      <w:r>
+        <w:rPr>
+          <w:lang w:val="sv-SE"/>
+        </w:rPr>
+        <w:t xml:space="preserve">I </w:t>
+      </w:r>
+      <w:r>
+        <w:rPr>
+          <w:lang w:val="sv-SE"/>
+        </w:rPr>
+        <w:t xml:space="preserve">det nya </w:t>
+      </w:r>
+      <w:r>
+        <w:rPr>
+          <w:lang w:val="sv-SE"/>
+        </w:rPr>
+        <w:t>strategidokument</w:t>
+      </w:r>
+      <w:r>
+        <w:rPr>
+          <w:lang w:val="sv-SE"/>
+        </w:rPr>
+        <w:t>et</w:t>
+      </w:r>
+      <w:r>
+        <w:rPr>
+          <w:lang w:val="sv-SE"/>
+        </w:rPr>
+        <w:t xml:space="preserve"> beskriv</w:t>
+      </w:r>
+      <w:r>
+        <w:rPr>
+          <w:lang w:val="sv-SE"/>
+        </w:rPr>
+        <w:t xml:space="preserve">s en </w:t>
+      </w:r>
+      <w:r>
+        <w:rPr>
+          <w:lang w:val="sv-SE"/>
+        </w:rPr>
+        <w:t>”</w:t>
+      </w:r>
+      <w:r>
+        <w:rPr>
+          <w:lang w:val="sv-SE"/>
+        </w:rPr>
+        <w:t>strävan</w:t>
+      </w:r>
+      <w:r>
+        <w:rPr>
+          <w:lang w:val="sv-SE"/>
+        </w:rPr>
+        <w:t>”</w:t>
+      </w:r>
+      <w:r>
+        <w:rPr>
+          <w:lang w:val="sv-SE"/>
+        </w:rPr>
+        <w:t xml:space="preserve"> mot ett campus</w:t>
+      </w:r>
+      <w:r>
+        <w:rPr>
+          <w:lang w:val="sv-SE"/>
+        </w:rPr>
+        <w:t xml:space="preserve"> som en sammanhängande och inspirerande kontext för dual excellens – en mötesplats där studenter, medarbetare och samarbetspartners kan mötas, utvecklas och skapa mervärde. </w:t>
+      </w:r>
+      <w:r>
+        <w:rPr>
+          <w:lang w:val="sv-SE"/>
+        </w:rPr>
+        <w:br/>
+        <w:t xml:space="preserve">Alltså, </w:t>
+      </w:r>
+      <w:r>
+        <w:rPr>
+          <w:lang w:val="sv-SE"/>
+        </w:rPr>
+        <w:t>att</w:t>
+      </w:r>
+      <w:r>
+        <w:rPr>
+          <w:lang w:val="sv-SE"/>
+        </w:rPr>
+        <w:t xml:space="preserve"> den fysiska </w:t>
+      </w:r>
+      <w:r>
+        <w:rPr>
+          <w:lang w:val="sv-SE"/>
+        </w:rPr>
+        <w:t>miljö</w:t>
+      </w:r>
+      <w:r>
+        <w:rPr>
+          <w:lang w:val="sv-SE"/>
+        </w:rPr>
+        <w:t>n</w:t>
+      </w:r>
+      <w:r>
+        <w:rPr>
+          <w:lang w:val="sv-SE"/>
+        </w:rPr>
+        <w:t xml:space="preserve"> </w:t>
+      </w:r>
+      <w:r>
+        <w:rPr>
+          <w:lang w:val="sv-SE"/>
+        </w:rPr>
+        <w:t>kan</w:t>
+      </w:r>
+      <w:r>
+        <w:rPr>
+          <w:lang w:val="sv-SE"/>
+        </w:rPr>
+        <w:t xml:space="preserve"> (ska)</w:t>
+      </w:r>
+      <w:r>
+        <w:rPr>
+          <w:lang w:val="sv-SE"/>
+        </w:rPr>
+        <w:t xml:space="preserve"> vara en arbetsplats som studenter </w:t>
+      </w:r>
+      <w:r>
+        <w:rPr>
+          <w:lang w:val="sv-SE"/>
+        </w:rPr>
+        <w:t>(</w:t>
+      </w:r>
+      <w:r>
+        <w:rPr>
+          <w:lang w:val="sv-SE"/>
+        </w:rPr>
+        <w:t>och personal</w:t>
+      </w:r>
+      <w:r>
+        <w:rPr>
+          <w:lang w:val="sv-SE"/>
+        </w:rPr>
+        <w:t>)</w:t>
+      </w:r>
+      <w:r>
+        <w:rPr>
+          <w:lang w:val="sv-SE"/>
+        </w:rPr>
+        <w:t xml:space="preserve"> aktivt väljer att komma till – inte bara för schemalagd undervisning, utan som en naturlig del av sin varda</w:t>
+      </w:r>
+      <w:r>
+        <w:rPr>
+          <w:lang w:val="sv-SE"/>
+        </w:rPr>
+        <w:t>g</w:t>
+      </w:r>
+      <w:r>
+        <w:rPr>
+          <w:lang w:val="sv-SE"/>
+        </w:rPr>
+        <w:t>.</w:t>
+      </w:r>
+      <w:r>
+        <w:rPr>
+          <w:lang w:val="sv-SE"/>
+        </w:rPr>
+        <w:t xml:space="preserve"> Detta</w:t>
+      </w:r>
+      <w:r>
+        <w:rPr>
+          <w:lang w:val="sv-SE"/>
+        </w:rPr>
+        <w:t xml:space="preserve"> </w:t>
+      </w:r>
+      <w:r>
+        <w:rPr>
+          <w:lang w:val="sv-SE"/>
+        </w:rPr>
+        <w:t xml:space="preserve">skulle också kunna </w:t>
+      </w:r>
+      <w:r>
+        <w:rPr>
+          <w:lang w:val="sv-SE"/>
+        </w:rPr>
+        <w:t>stärk</w:t>
+      </w:r>
+      <w:r>
+        <w:rPr>
+          <w:lang w:val="sv-SE"/>
+        </w:rPr>
+        <w:t>a</w:t>
+      </w:r>
+      <w:r>
+        <w:rPr>
+          <w:lang w:val="sv-SE"/>
+        </w:rPr>
+        <w:t xml:space="preserve"> förutsättningarna för</w:t>
+      </w:r>
+      <w:r>
+        <w:rPr>
+          <w:lang w:val="sv-SE"/>
+        </w:rPr>
+        <w:t xml:space="preserve"> samverkan. </w:t>
+      </w:r>
+      <w:r>
+        <w:rPr>
+          <w:lang w:val="sv-SE"/>
+        </w:rPr>
+        <w:t>Strategidokumentet</w:t>
+      </w:r>
+      <w:r>
+        <w:rPr>
+          <w:lang w:val="sv-SE"/>
+        </w:rPr>
+        <w:t xml:space="preserve"> betonar att BTH ska utveckla campus till en upplevelseinriktad, hållbar och inkluderande miljö som stärker lärosätets identitet och kreativitet, och att de fysiska och digitala miljöerna ska vara attraktiva för lärare, studenter och det omgivande samhället.</w:t>
       </w:r>
     </w:p>
     <w:p>
       <w:pPr>
-        <w:pStyle w:val="ListBullet"/>
-        <w:rPr>
-          <w:lang w:val="sv-SE"/>
-        </w:rPr>
-      </w:pPr>
-      <w:r>
-        <w:rPr>
-          <w:lang w:val="sv-SE"/>
-        </w:rPr>
-        <w:t>Närhet till lärare, forskare och annan personal</w:t>
+        <w:pStyle w:val="Heading2"/>
+        <w:rPr>
+          <w:lang w:val="sv-SE"/>
+        </w:rPr>
+      </w:pPr>
+      <w:r>
+        <w:rPr>
+          <w:lang w:val="sv-SE"/>
+        </w:rPr>
+        <w:t xml:space="preserve">5.1 </w:t>
+      </w:r>
+      <w:r>
+        <w:rPr>
+          <w:lang w:val="sv-SE"/>
+        </w:rPr>
+        <w:t xml:space="preserve">Viktiga </w:t>
+      </w:r>
+      <w:r>
+        <w:rPr>
+          <w:lang w:val="sv-SE"/>
+        </w:rPr>
+        <w:t>faktorer</w:t>
+      </w:r>
+      <w:r>
+        <w:rPr>
+          <w:lang w:val="sv-SE"/>
+        </w:rPr>
+        <w:t xml:space="preserve"> för den fysi</w:t>
+      </w:r>
+      <w:r>
+        <w:rPr>
+          <w:lang w:val="sv-SE"/>
+        </w:rPr>
+        <w:t>ska miljön</w:t>
       </w:r>
     </w:p>
     <w:p>
       <w:pPr>
         <w:pStyle w:val="ListBullet"/>
-        <w:rPr>
-          <w:lang w:val="sv-SE"/>
-        </w:rPr>
-      </w:pPr>
-      <w:r>
-        <w:rPr>
-          <w:lang w:val="sv-SE"/>
-        </w:rPr>
-        <w:t>Möjlighet till informella möten och kunskapsutbyte</w:t>
+        <w:numPr>
+          <w:ilvl w:val="0"/>
+          <w:numId w:val="0"/>
+        </w:numPr>
+        <w:ind w:left="360" w:hanging="360"/>
+        <w:rPr>
+          <w:lang w:val="sv-SE"/>
+        </w:rPr>
+      </w:pPr>
+      <w:r>
+        <w:rPr>
+          <w:lang w:val="sv-SE"/>
+        </w:rPr>
+        <w:t>Här är ett förslag att konkretisera den fysiska miljön;</w:t>
+      </w:r>
+      <w:r>
+        <w:rPr>
+          <w:lang w:val="sv-SE"/>
+        </w:rPr>
+        <w:br/>
       </w:r>
     </w:p>
     <w:p>
@@ -1945,34 +2649,35 @@
         <w:rPr>
           <w:lang w:val="sv-SE"/>
         </w:rPr>
-        <w:t>Tillgång till studieplatser av varierande karaktär</w:t>
+        <w:t>Ändamålsenlig utrustning för undervisning och eget arbete</w:t>
       </w:r>
     </w:p>
     <w:p>
       <w:pPr>
-        <w:pStyle w:val="Heading2"/>
-        <w:rPr>
-          <w:lang w:val="sv-SE"/>
-        </w:rPr>
-      </w:pPr>
-      <w:r>
-        <w:rPr>
-          <w:lang w:val="sv-SE"/>
-        </w:rPr>
-        <w:t>5.2 Förslag på lokaler och ytor</w:t>
+        <w:pStyle w:val="ListBullet"/>
+        <w:rPr>
+          <w:lang w:val="sv-SE"/>
+        </w:rPr>
+      </w:pPr>
+      <w:r>
+        <w:rPr>
+          <w:lang w:val="sv-SE"/>
+        </w:rPr>
+        <w:t>Närhet till lärare, forskare och annan personal</w:t>
       </w:r>
     </w:p>
     <w:p>
       <w:pPr>
-        <w:rPr>
-          <w:lang w:val="sv-SE"/>
-        </w:rPr>
-      </w:pPr>
-      <w:r>
-        <w:rPr>
-          <w:lang w:val="sv-SE"/>
-        </w:rPr>
-        <w:t>Baserat på synpunkter från studenter och personal föreslås:</w:t>
+        <w:pStyle w:val="ListBullet"/>
+        <w:rPr>
+          <w:lang w:val="sv-SE"/>
+        </w:rPr>
+      </w:pPr>
+      <w:r>
+        <w:rPr>
+          <w:lang w:val="sv-SE"/>
+        </w:rPr>
+        <w:t>Möjlighet till informella möten och kunskapsutbyte</w:t>
       </w:r>
     </w:p>
     <w:p>
@@ -1986,70 +2691,393 @@
         <w:rPr>
           <w:lang w:val="sv-SE"/>
         </w:rPr>
-        <w:t xml:space="preserve">Dedikerade lokaler för studenter inom samma </w:t>
-      </w:r>
-      <w:r>
-        <w:rPr>
-          <w:lang w:val="sv-SE"/>
-        </w:rPr>
-        <w:t>”</w:t>
-      </w:r>
-      <w:r>
-        <w:rPr>
-          <w:lang w:val="sv-SE"/>
-        </w:rPr>
-        <w:t>programområde</w:t>
-      </w:r>
-      <w:r>
-        <w:rPr>
-          <w:lang w:val="sv-SE"/>
-        </w:rPr>
-        <w:t>”</w:t>
+        <w:t>Tillgång till studieplatser av varierande karaktär</w:t>
       </w:r>
     </w:p>
     <w:p>
       <w:pPr>
-        <w:pStyle w:val="ListBullet"/>
-        <w:rPr>
-          <w:lang w:val="sv-SE"/>
-        </w:rPr>
-      </w:pPr>
-      <w:r>
-        <w:rPr>
-          <w:lang w:val="sv-SE"/>
-        </w:rPr>
-        <w:t>Informella ytor för pauser och socialt umgänge</w:t>
+        <w:pStyle w:val="Heading2"/>
+        <w:rPr>
+          <w:lang w:val="sv-SE"/>
+        </w:rPr>
+      </w:pPr>
+      <w:r>
+        <w:rPr>
+          <w:lang w:val="sv-SE"/>
+        </w:rPr>
+        <w:lastRenderedPageBreak/>
+        <w:t>5.2 Förslag på lokaler och ytor</w:t>
       </w:r>
     </w:p>
     <w:p>
       <w:pPr>
-        <w:pStyle w:val="ListBullet"/>
-        <w:rPr>
-          <w:lang w:val="sv-SE"/>
-        </w:rPr>
-      </w:pPr>
-      <w:r>
-        <w:rPr>
-          <w:lang w:val="sv-SE"/>
-        </w:rPr>
-        <w:t>Flexibla arbetsplatser för individuellt och grupparbete</w:t>
+        <w:rPr>
+          <w:lang w:val="sv-SE"/>
+        </w:rPr>
+      </w:pPr>
+      <w:r>
+        <w:rPr>
+          <w:lang w:val="sv-SE"/>
+        </w:rPr>
+        <w:t>Baserat på synpunkter från studenter och personal föreslås:</w:t>
       </w:r>
     </w:p>
     <w:p>
       <w:pPr>
         <w:pStyle w:val="ListBullet"/>
+        <w:rPr>
+          <w:lang w:val="sv-SE"/>
+        </w:rPr>
+      </w:pPr>
+      <w:r>
+        <w:rPr>
+          <w:lang w:val="sv-SE"/>
+        </w:rPr>
+        <w:t xml:space="preserve">Dedikerade lokaler för studenter inom samma </w:t>
+      </w:r>
+      <w:r>
+        <w:rPr>
+          <w:lang w:val="sv-SE"/>
+        </w:rPr>
+        <w:t>”</w:t>
+      </w:r>
+      <w:r>
+        <w:rPr>
+          <w:lang w:val="sv-SE"/>
+        </w:rPr>
+        <w:t>programområde</w:t>
+      </w:r>
+      <w:r>
+        <w:rPr>
+          <w:lang w:val="sv-SE"/>
+        </w:rPr>
+        <w:t>”</w:t>
+      </w:r>
+    </w:p>
+    <w:p>
+      <w:pPr>
+        <w:pStyle w:val="ListBullet"/>
+        <w:rPr>
+          <w:lang w:val="sv-SE"/>
+        </w:rPr>
+      </w:pPr>
+      <w:r>
+        <w:rPr>
+          <w:lang w:val="sv-SE"/>
+        </w:rPr>
+        <w:t>Informella ytor för pauser och socialt umgänge</w:t>
+      </w:r>
+    </w:p>
+    <w:p>
+      <w:pPr>
+        <w:pStyle w:val="ListBullet"/>
+        <w:rPr>
+          <w:lang w:val="sv-SE"/>
+        </w:rPr>
+      </w:pPr>
+      <w:r>
+        <w:rPr>
+          <w:lang w:val="sv-SE"/>
+        </w:rPr>
+        <w:t>Flexibla arbetsplatser för individuellt och grupparbete</w:t>
+      </w:r>
+    </w:p>
+    <w:p>
+      <w:pPr>
+        <w:pStyle w:val="ListBullet"/>
+        <w:numPr>
+          <w:ilvl w:val="0"/>
+          <w:numId w:val="0"/>
+        </w:numPr>
+        <w:ind w:left="360" w:hanging="360"/>
+        <w:rPr>
+          <w:lang w:val="sv-SE"/>
+        </w:rPr>
+      </w:pPr>
+    </w:p>
+    <w:p>
+      <w:pPr>
+        <w:pStyle w:val="ListBullet"/>
+        <w:numPr>
+          <w:ilvl w:val="0"/>
+          <w:numId w:val="0"/>
+        </w:numPr>
+        <w:ind w:left="360" w:hanging="360"/>
+        <w:rPr>
+          <w:b/>
+          <w:bCs/>
+          <w:i/>
+          <w:iCs/>
+          <w:lang w:val="sv-SE"/>
+        </w:rPr>
+      </w:pPr>
+      <w:r>
+        <w:rPr>
+          <w:b/>
+          <w:bCs/>
+          <w:i/>
+          <w:iCs/>
+          <w:lang w:val="sv-SE"/>
+        </w:rPr>
+        <w:t xml:space="preserve">Ett förslag på </w:t>
+      </w:r>
+      <w:r>
+        <w:rPr>
+          <w:b/>
+          <w:bCs/>
+          <w:i/>
+          <w:iCs/>
+          <w:lang w:val="sv-SE"/>
+        </w:rPr>
+        <w:t xml:space="preserve">hur </w:t>
+      </w:r>
+      <w:r>
+        <w:rPr>
+          <w:b/>
+          <w:bCs/>
+          <w:i/>
+          <w:iCs/>
+          <w:lang w:val="sv-SE"/>
+        </w:rPr>
+        <w:t>ytor</w:t>
+      </w:r>
+      <w:r>
+        <w:rPr>
+          <w:b/>
+          <w:bCs/>
+          <w:i/>
+          <w:iCs/>
+          <w:lang w:val="sv-SE"/>
+        </w:rPr>
+        <w:t xml:space="preserve"> skulle kunna användas,</w:t>
+      </w:r>
+      <w:r>
+        <w:rPr>
+          <w:b/>
+          <w:bCs/>
+          <w:i/>
+          <w:iCs/>
+          <w:lang w:val="sv-SE"/>
+        </w:rPr>
+        <w:t xml:space="preserve"> på plan 4 i H-huset</w:t>
+      </w:r>
+      <w:r>
+        <w:rPr>
+          <w:b/>
+          <w:bCs/>
+          <w:i/>
+          <w:iCs/>
+          <w:lang w:val="sv-SE"/>
+        </w:rPr>
+        <w:t xml:space="preserve">, är </w:t>
+      </w:r>
+      <w:r>
+        <w:rPr>
+          <w:b/>
+          <w:bCs/>
+          <w:i/>
+          <w:iCs/>
+          <w:lang w:val="sv-SE"/>
+        </w:rPr>
+        <w:t>under arbete</w:t>
+      </w:r>
+      <w:r>
+        <w:rPr>
+          <w:b/>
+          <w:bCs/>
+          <w:i/>
+          <w:iCs/>
+          <w:lang w:val="sv-SE"/>
+        </w:rPr>
+        <w:t xml:space="preserve">. </w:t>
+      </w:r>
+    </w:p>
+    <w:p>
+      <w:pPr>
+        <w:pStyle w:val="ListBullet"/>
+        <w:numPr>
+          <w:ilvl w:val="0"/>
+          <w:numId w:val="0"/>
+        </w:numPr>
+        <w:ind w:left="360" w:hanging="360"/>
+        <w:rPr>
+          <w:b/>
+          <w:bCs/>
+          <w:i/>
+          <w:iCs/>
+          <w:lang w:val="sv-SE"/>
+        </w:rPr>
+      </w:pPr>
+      <w:r>
+        <w:rPr>
+          <w:b/>
+          <w:bCs/>
+          <w:i/>
+          <w:iCs/>
+          <w:lang w:val="sv-SE"/>
+        </w:rPr>
+        <w:t xml:space="preserve">Detta är ett samarbete mellan personer inom ”web-gruppen” och ”spel-gruppen” </w:t>
+      </w:r>
+      <w:r>
+        <w:rPr>
+          <w:b/>
+          <w:bCs/>
+          <w:i/>
+          <w:iCs/>
+          <w:lang w:val="sv-SE"/>
+        </w:rPr>
+        <w:t>på</w:t>
+      </w:r>
+    </w:p>
+    <w:p>
+      <w:pPr>
+        <w:pStyle w:val="ListBullet"/>
+        <w:numPr>
+          <w:ilvl w:val="0"/>
+          <w:numId w:val="0"/>
+        </w:numPr>
+        <w:ind w:left="360" w:hanging="360"/>
+        <w:rPr>
+          <w:b/>
+          <w:bCs/>
+          <w:i/>
+          <w:iCs/>
+          <w:lang w:val="sv-SE"/>
+        </w:rPr>
+      </w:pPr>
+      <w:r>
+        <w:rPr>
+          <w:b/>
+          <w:bCs/>
+          <w:i/>
+          <w:iCs/>
+          <w:lang w:val="sv-SE"/>
+        </w:rPr>
+        <w:t>DIDA.</w:t>
+      </w:r>
+    </w:p>
+    <w:p>
+      <w:pPr>
+        <w:pStyle w:val="Heading2"/>
+        <w:rPr>
+          <w:lang w:val="sv-SE"/>
+        </w:rPr>
+      </w:pPr>
+      <w:r>
+        <w:rPr>
+          <w:lang w:val="sv-SE"/>
+        </w:rPr>
+        <w:t>5.3 Tillgänglighet till lärare</w:t>
+      </w:r>
+    </w:p>
+    <w:p>
+      <w:pPr>
+        <w:rPr>
+          <w:lang w:val="sv-SE"/>
+        </w:rPr>
+      </w:pPr>
+      <w:r>
+        <w:rPr>
+          <w:lang w:val="sv-SE"/>
+        </w:rPr>
+        <w:t>Studenter värdesätter möjligheten att enkelt nå lärare för frågor och diskussioner. Förslag har framförts om att kombinera digital tillgänglighet (</w:t>
+      </w:r>
+      <w:proofErr w:type="gramStart"/>
+      <w:r>
+        <w:rPr>
+          <w:lang w:val="sv-SE"/>
+        </w:rPr>
+        <w:t>t.ex.</w:t>
+      </w:r>
+      <w:proofErr w:type="gramEnd"/>
+      <w:r>
+        <w:rPr>
+          <w:lang w:val="sv-SE"/>
+        </w:rPr>
+        <w:t xml:space="preserve"> Discord) med fysisk närhet genom att lärarkontor placeras i </w:t>
+      </w:r>
+      <w:r>
+        <w:rPr>
+          <w:lang w:val="sv-SE"/>
+        </w:rPr>
+        <w:t xml:space="preserve">nära </w:t>
+      </w:r>
+      <w:r>
+        <w:rPr>
+          <w:lang w:val="sv-SE"/>
+        </w:rPr>
+        <w:t>anslutning till studentutrymmen.</w:t>
+      </w:r>
+    </w:p>
+    <w:p>
+      <w:pPr>
+        <w:pStyle w:val="Heading1"/>
+        <w:rPr>
+          <w:lang w:val="sv-SE"/>
+        </w:rPr>
+      </w:pPr>
+      <w:r>
+        <w:rPr>
+          <w:lang w:val="sv-SE"/>
+        </w:rPr>
+        <w:t>6. Studentperspektiv</w:t>
+      </w:r>
+    </w:p>
+    <w:p>
+      <w:pPr>
+        <w:rPr>
+          <w:lang w:val="sv-SE"/>
+        </w:rPr>
+      </w:pPr>
+      <w:r>
+        <w:rPr>
+          <w:lang w:val="sv-SE"/>
+        </w:rPr>
+        <w:t>Synpunkter har inhämtats från studenter för att bättre förstå vad som motiverar campusnärvaro och val av BTH.</w:t>
+      </w:r>
+    </w:p>
+    <w:p>
+      <w:pPr>
+        <w:pStyle w:val="Heading2"/>
+        <w:rPr>
+          <w:lang w:val="sv-SE"/>
+        </w:rPr>
+      </w:pPr>
+      <w:r>
+        <w:rPr>
+          <w:lang w:val="sv-SE"/>
+        </w:rPr>
+        <w:t>6.1 Varför studenter kommer till campus</w:t>
+      </w:r>
+    </w:p>
+    <w:p>
+      <w:pPr>
+        <w:rPr>
+          <w:lang w:val="sv-SE"/>
+        </w:rPr>
+      </w:pPr>
+      <w:r>
+        <w:rPr>
+          <w:lang w:val="sv-SE"/>
+        </w:rPr>
+        <w:t>Studenter som regelbundet är på campus lyfter följande fördelar:</w:t>
+      </w:r>
+    </w:p>
+    <w:p>
+      <w:pPr>
+        <w:pStyle w:val="ListBullet"/>
       </w:pPr>
       <w:proofErr w:type="spellStart"/>
       <w:r>
-        <w:t>Utrymmen</w:t>
+        <w:t>Bättre</w:t>
       </w:r>
       <w:proofErr w:type="spellEnd"/>
       <w:r>
-        <w:t xml:space="preserve"> för </w:t>
+        <w:t xml:space="preserve"> </w:t>
       </w:r>
       <w:proofErr w:type="spellStart"/>
       <w:r>
-        <w:t>spelrelaterade</w:t>
+        <w:t>studieresultat</w:t>
       </w:r>
       <w:proofErr w:type="spellEnd"/>
       <w:r>
@@ -2057,7 +3085,59 @@
       </w:r>
       <w:proofErr w:type="spellStart"/>
       <w:r>
-        <w:t>aktiviteter</w:t>
+        <w:t>jämfört</w:t>
+      </w:r>
+      <w:proofErr w:type="spellEnd"/>
+      <w:r>
+        <w:t xml:space="preserve"> med hemarbete</w:t>
+      </w:r>
+    </w:p>
+    <w:p>
+      <w:pPr>
+        <w:pStyle w:val="ListBullet"/>
+        <w:rPr>
+          <w:lang w:val="sv-SE"/>
+        </w:rPr>
+      </w:pPr>
+      <w:r>
+        <w:rPr>
+          <w:lang w:val="sv-SE"/>
+        </w:rPr>
+        <w:t>Möjlighet att ställa frågor och samtala direkt</w:t>
+      </w:r>
+      <w:r>
+        <w:rPr>
+          <w:lang w:val="sv-SE"/>
+        </w:rPr>
+        <w:t xml:space="preserve"> med både lärare och andra studenter</w:t>
+      </w:r>
+    </w:p>
+    <w:p>
+      <w:pPr>
+        <w:pStyle w:val="ListBullet"/>
+      </w:pPr>
+      <w:r>
+        <w:t xml:space="preserve">Social </w:t>
+      </w:r>
+      <w:proofErr w:type="spellStart"/>
+      <w:r>
+        <w:t>gemenskap</w:t>
+      </w:r>
+      <w:proofErr w:type="spellEnd"/>
+      <w:r>
+        <w:t xml:space="preserve"> och </w:t>
+      </w:r>
+      <w:proofErr w:type="spellStart"/>
+      <w:r>
+        <w:t>professionellt</w:t>
+      </w:r>
+      <w:proofErr w:type="spellEnd"/>
+      <w:r>
+        <w:t xml:space="preserve"> </w:t>
+      </w:r>
+      <w:proofErr w:type="spellStart"/>
+      <w:r>
+        <w:t>nätverk</w:t>
       </w:r>
       <w:proofErr w:type="spellEnd"/>
     </w:p>
@@ -2066,7 +3146,31 @@
         <w:pStyle w:val="Heading2"/>
       </w:pPr>
       <w:r>
-        <w:t>5.3 Tillgänglighet till lärare</w:t>
+        <w:t xml:space="preserve">6.2 </w:t>
+      </w:r>
+      <w:proofErr w:type="spellStart"/>
+      <w:r>
+        <w:t>Varför</w:t>
+      </w:r>
+      <w:proofErr w:type="spellEnd"/>
+      <w:r>
+        <w:t xml:space="preserve"> </w:t>
+      </w:r>
+      <w:proofErr w:type="spellStart"/>
+      <w:r>
+        <w:t>studenter</w:t>
+      </w:r>
+      <w:proofErr w:type="spellEnd"/>
+      <w:r>
+        <w:t xml:space="preserve"> </w:t>
+      </w:r>
+      <w:proofErr w:type="spellStart"/>
+      <w:r>
+        <w:t>valde</w:t>
+      </w:r>
+      <w:proofErr w:type="spellEnd"/>
+      <w:r>
+        <w:t xml:space="preserve"> BTH</w:t>
       </w:r>
     </w:p>
     <w:p>
@@ -2079,362 +3183,149 @@
         <w:rPr>
           <w:lang w:val="sv-SE"/>
         </w:rPr>
-        <w:t>Studenter värdesätter möjligheten att enkelt nå lärare för frågor och diskussioner. Förslag har framförts om att kombinera digital tillgänglighet (</w:t>
-      </w:r>
-      <w:proofErr w:type="gramStart"/>
-      <w:r>
-        <w:rPr>
-          <w:lang w:val="sv-SE"/>
-        </w:rPr>
-        <w:t>t.ex.</w:t>
-      </w:r>
-      <w:proofErr w:type="gramEnd"/>
-      <w:r>
-        <w:rPr>
-          <w:lang w:val="sv-SE"/>
-        </w:rPr>
-        <w:t xml:space="preserve"> Discord) med fysisk närhet genom att lärarkontor placeras i </w:t>
-      </w:r>
-      <w:r>
-        <w:rPr>
-          <w:lang w:val="sv-SE"/>
-        </w:rPr>
-        <w:t xml:space="preserve">nära </w:t>
-      </w:r>
-      <w:r>
-        <w:rPr>
-          <w:lang w:val="sv-SE"/>
-        </w:rPr>
-        <w:t>anslutning till studentutrymmen.</w:t>
+        <w:t xml:space="preserve">Studenter i årskurs 1 har tillfrågats om varför de valde BTH. Svaren visar </w:t>
+      </w:r>
+      <w:r>
+        <w:rPr>
+          <w:lang w:val="sv-SE"/>
+        </w:rPr>
+        <w:t>olika</w:t>
+      </w:r>
+      <w:r>
+        <w:rPr>
+          <w:lang w:val="sv-SE"/>
+        </w:rPr>
+        <w:t xml:space="preserve"> motiv:</w:t>
       </w:r>
     </w:p>
     <w:p>
       <w:pPr>
-        <w:pStyle w:val="Heading1"/>
-        <w:rPr>
-          <w:lang w:val="sv-SE"/>
-        </w:rPr>
-      </w:pPr>
-      <w:r>
-        <w:rPr>
-          <w:lang w:val="sv-SE"/>
-        </w:rPr>
-        <w:t>6. Studentperspektiv</w:t>
+        <w:pStyle w:val="ListBullet"/>
+      </w:pPr>
+      <w:proofErr w:type="spellStart"/>
+      <w:r>
+        <w:t>Rekommendation</w:t>
+      </w:r>
+      <w:proofErr w:type="spellEnd"/>
+      <w:r>
+        <w:t xml:space="preserve"> </w:t>
+      </w:r>
+      <w:proofErr w:type="spellStart"/>
+      <w:r>
+        <w:t>från</w:t>
+      </w:r>
+      <w:proofErr w:type="spellEnd"/>
+      <w:r>
+        <w:t xml:space="preserve"> </w:t>
+      </w:r>
+      <w:proofErr w:type="spellStart"/>
+      <w:r>
+        <w:t>föräldrar</w:t>
+      </w:r>
+      <w:proofErr w:type="spellEnd"/>
+      <w:r>
+        <w:t xml:space="preserve"> </w:t>
+      </w:r>
+      <w:proofErr w:type="spellStart"/>
+      <w:r>
+        <w:t>eller</w:t>
+      </w:r>
+      <w:proofErr w:type="spellEnd"/>
+      <w:r>
+        <w:t xml:space="preserve"> bekanta</w:t>
       </w:r>
     </w:p>
     <w:p>
       <w:pPr>
-        <w:rPr>
-          <w:lang w:val="sv-SE"/>
-        </w:rPr>
-      </w:pPr>
-      <w:r>
-        <w:rPr>
-          <w:lang w:val="sv-SE"/>
-        </w:rPr>
-        <w:t>Synpunkter har inhämtats från studenter för att bättre förstå vad som motiverar campusnärvaro och val av BTH.</w:t>
+        <w:pStyle w:val="ListBullet"/>
+        <w:rPr>
+          <w:lang w:val="sv-SE"/>
+        </w:rPr>
+      </w:pPr>
+      <w:r>
+        <w:rPr>
+          <w:lang w:val="sv-SE"/>
+        </w:rPr>
+        <w:t>Intresse för programmering och önskan om en bred utbildning</w:t>
+      </w:r>
+      <w:r>
+        <w:rPr>
+          <w:lang w:val="sv-SE"/>
+        </w:rPr>
+        <w:t xml:space="preserve"> inom det området</w:t>
       </w:r>
     </w:p>
     <w:p>
       <w:pPr>
-        <w:pStyle w:val="Heading2"/>
-        <w:rPr>
-          <w:lang w:val="sv-SE"/>
-        </w:rPr>
-      </w:pPr>
-      <w:r>
-        <w:rPr>
-          <w:lang w:val="sv-SE"/>
-        </w:rPr>
-        <w:t>6.1 Varför studenter kommer till campus</w:t>
+        <w:pStyle w:val="ListBullet"/>
+        <w:rPr>
+          <w:lang w:val="sv-SE"/>
+        </w:rPr>
+      </w:pPr>
+      <w:r>
+        <w:rPr>
+          <w:lang w:val="sv-SE"/>
+        </w:rPr>
+        <w:t>BTH som alternativ när förstahandsvalet inte var möjligt</w:t>
       </w:r>
     </w:p>
     <w:p>
       <w:pPr>
-        <w:rPr>
-          <w:lang w:val="sv-SE"/>
-        </w:rPr>
-      </w:pPr>
-      <w:r>
-        <w:rPr>
-          <w:lang w:val="sv-SE"/>
-        </w:rPr>
-        <w:t>Studenter som regelbundet är på campus lyfter följande fördelar:</w:t>
+        <w:pStyle w:val="ListBullet"/>
+        <w:rPr>
+          <w:lang w:val="sv-SE"/>
+        </w:rPr>
+      </w:pPr>
+      <w:r>
+        <w:rPr>
+          <w:lang w:val="sv-SE"/>
+        </w:rPr>
+        <w:t>Specifikt intresse för webbutveckling eller spelutveckling</w:t>
       </w:r>
     </w:p>
     <w:p>
       <w:pPr>
         <w:pStyle w:val="ListBullet"/>
-      </w:pPr>
-      <w:proofErr w:type="spellStart"/>
-      <w:r>
-        <w:t>Bättre</w:t>
-      </w:r>
-      <w:proofErr w:type="spellEnd"/>
-      <w:r>
-        <w:t xml:space="preserve"> </w:t>
-      </w:r>
-      <w:proofErr w:type="spellStart"/>
-      <w:r>
-        <w:t>studieresultat</w:t>
-      </w:r>
-      <w:proofErr w:type="spellEnd"/>
-      <w:r>
-        <w:t xml:space="preserve"> </w:t>
-      </w:r>
-      <w:proofErr w:type="spellStart"/>
-      <w:r>
-        <w:t>jämfört</w:t>
-      </w:r>
-      <w:proofErr w:type="spellEnd"/>
-      <w:r>
-        <w:t xml:space="preserve"> med hemarbete</w:t>
+        <w:rPr>
+          <w:lang w:val="sv-SE"/>
+        </w:rPr>
+      </w:pPr>
+      <w:r>
+        <w:rPr>
+          <w:lang w:val="sv-SE"/>
+        </w:rPr>
+        <w:t>Nyfikenhet på området utan tydlig bild av utbildningen</w:t>
       </w:r>
     </w:p>
     <w:p>
       <w:pPr>
-        <w:pStyle w:val="ListBullet"/>
-        <w:rPr>
-          <w:lang w:val="sv-SE"/>
-        </w:rPr>
-      </w:pPr>
-      <w:r>
-        <w:rPr>
-          <w:lang w:val="sv-SE"/>
-        </w:rPr>
-        <w:t>Möjlighet att ställa frågor och samtala direkt</w:t>
-      </w:r>
-      <w:r>
-        <w:rPr>
-          <w:lang w:val="sv-SE"/>
-        </w:rPr>
-        <w:t xml:space="preserve"> med både lärare och andra studenter</w:t>
+        <w:rPr>
+          <w:lang w:val="sv-SE"/>
+        </w:rPr>
+      </w:pPr>
+      <w:r>
+        <w:rPr>
+          <w:lang w:val="sv-SE"/>
+        </w:rPr>
+        <w:t>Dessa insikter är värdefulla för att rikta marknadsföringsinsatser och tydliggöra vad respektive program erbjuder.</w:t>
       </w:r>
     </w:p>
     <w:p>
       <w:pPr>
-        <w:pStyle w:val="ListBullet"/>
-      </w:pPr>
-      <w:r>
-        <w:t xml:space="preserve">Social </w:t>
-      </w:r>
-      <w:proofErr w:type="spellStart"/>
-      <w:r>
-        <w:t>gemenskap</w:t>
-      </w:r>
-      <w:proofErr w:type="spellEnd"/>
-      <w:r>
-        <w:t xml:space="preserve"> och </w:t>
-      </w:r>
-      <w:proofErr w:type="spellStart"/>
-      <w:r>
-        <w:t>professionellt</w:t>
-      </w:r>
-      <w:proofErr w:type="spellEnd"/>
-      <w:r>
-        <w:t xml:space="preserve"> </w:t>
-      </w:r>
-      <w:proofErr w:type="spellStart"/>
-      <w:r>
-        <w:t>nätverk</w:t>
-      </w:r>
-      <w:proofErr w:type="spellEnd"/>
+        <w:pStyle w:val="Heading2"/>
+        <w:rPr>
+          <w:lang w:val="sv-SE"/>
+        </w:rPr>
+      </w:pPr>
+      <w:r>
+        <w:rPr>
+          <w:lang w:val="sv-SE"/>
+        </w:rPr>
+        <w:t>6.3 Exempel på positiv studentåterkoppling</w:t>
+      </w:r>
     </w:p>
     <w:p>
       <w:pPr>
-        <w:pStyle w:val="Heading2"/>
-      </w:pPr>
-    </w:p>
-    <w:p>
-      <w:pPr>
-        <w:pStyle w:val="Heading2"/>
-      </w:pPr>
-    </w:p>
-    <w:p>
-      <w:pPr>
-        <w:pStyle w:val="Heading2"/>
-      </w:pPr>
-      <w:r>
-        <w:t xml:space="preserve">6.2 </w:t>
-      </w:r>
-      <w:proofErr w:type="spellStart"/>
-      <w:r>
-        <w:t>Varför</w:t>
-      </w:r>
-      <w:proofErr w:type="spellEnd"/>
-      <w:r>
-        <w:t xml:space="preserve"> </w:t>
-      </w:r>
-      <w:proofErr w:type="spellStart"/>
-      <w:r>
-        <w:t>studenter</w:t>
-      </w:r>
-      <w:proofErr w:type="spellEnd"/>
-      <w:r>
-        <w:t xml:space="preserve"> </w:t>
-      </w:r>
-      <w:proofErr w:type="spellStart"/>
-      <w:r>
-        <w:t>valde</w:t>
-      </w:r>
-      <w:proofErr w:type="spellEnd"/>
-      <w:r>
-        <w:t xml:space="preserve"> BTH</w:t>
-      </w:r>
-    </w:p>
-    <w:p>
-      <w:pPr>
-        <w:rPr>
-          <w:lang w:val="sv-SE"/>
-        </w:rPr>
-      </w:pPr>
-      <w:r>
-        <w:rPr>
-          <w:lang w:val="sv-SE"/>
-        </w:rPr>
-        <w:t xml:space="preserve">Studenter i årskurs 1 har tillfrågats om varför de valde BTH. Svaren visar </w:t>
-      </w:r>
-      <w:r>
-        <w:rPr>
-          <w:lang w:val="sv-SE"/>
-        </w:rPr>
-        <w:t>olika</w:t>
-      </w:r>
-      <w:r>
-        <w:rPr>
-          <w:lang w:val="sv-SE"/>
-        </w:rPr>
-        <w:t xml:space="preserve"> motiv:</w:t>
-      </w:r>
-    </w:p>
-    <w:p>
-      <w:pPr>
-        <w:pStyle w:val="ListBullet"/>
-      </w:pPr>
-      <w:proofErr w:type="spellStart"/>
-      <w:r>
-        <w:t>Rekommendation</w:t>
-      </w:r>
-      <w:proofErr w:type="spellEnd"/>
-      <w:r>
-        <w:t xml:space="preserve"> </w:t>
-      </w:r>
-      <w:proofErr w:type="spellStart"/>
-      <w:r>
-        <w:t>från</w:t>
-      </w:r>
-      <w:proofErr w:type="spellEnd"/>
-      <w:r>
-        <w:t xml:space="preserve"> </w:t>
-      </w:r>
-      <w:proofErr w:type="spellStart"/>
-      <w:r>
-        <w:t>föräldrar</w:t>
-      </w:r>
-      <w:proofErr w:type="spellEnd"/>
-      <w:r>
-        <w:t xml:space="preserve"> </w:t>
-      </w:r>
-      <w:proofErr w:type="spellStart"/>
-      <w:r>
-        <w:t>eller</w:t>
-      </w:r>
-      <w:proofErr w:type="spellEnd"/>
-      <w:r>
-        <w:t xml:space="preserve"> bekanta</w:t>
-      </w:r>
-    </w:p>
-    <w:p>
-      <w:pPr>
-        <w:pStyle w:val="ListBullet"/>
-        <w:rPr>
-          <w:lang w:val="sv-SE"/>
-        </w:rPr>
-      </w:pPr>
-      <w:r>
-        <w:rPr>
-          <w:lang w:val="sv-SE"/>
-        </w:rPr>
-        <w:t>Intresse för programmering och önskan om en bred utbildning</w:t>
-      </w:r>
-      <w:r>
-        <w:rPr>
-          <w:lang w:val="sv-SE"/>
-        </w:rPr>
-        <w:t xml:space="preserve"> inom det området</w:t>
-      </w:r>
-    </w:p>
-    <w:p>
-      <w:pPr>
-        <w:pStyle w:val="ListBullet"/>
-        <w:rPr>
-          <w:lang w:val="sv-SE"/>
-        </w:rPr>
-      </w:pPr>
-      <w:r>
-        <w:rPr>
-          <w:lang w:val="sv-SE"/>
-        </w:rPr>
-        <w:t>BTH som alternativ när förstahandsvalet inte var möjligt</w:t>
-      </w:r>
-    </w:p>
-    <w:p>
-      <w:pPr>
-        <w:pStyle w:val="ListBullet"/>
-        <w:rPr>
-          <w:lang w:val="sv-SE"/>
-        </w:rPr>
-      </w:pPr>
-      <w:r>
-        <w:rPr>
-          <w:lang w:val="sv-SE"/>
-        </w:rPr>
-        <w:t>Specifikt intresse för webbutveckling eller spelutveckling</w:t>
-      </w:r>
-    </w:p>
-    <w:p>
-      <w:pPr>
-        <w:pStyle w:val="ListBullet"/>
-        <w:rPr>
-          <w:lang w:val="sv-SE"/>
-        </w:rPr>
-      </w:pPr>
-      <w:r>
-        <w:rPr>
-          <w:lang w:val="sv-SE"/>
-        </w:rPr>
-        <w:t>Nyfikenhet på området utan tydlig bild av utbildningen</w:t>
-      </w:r>
-    </w:p>
-    <w:p>
-      <w:pPr>
-        <w:rPr>
-          <w:lang w:val="sv-SE"/>
-        </w:rPr>
-      </w:pPr>
-      <w:r>
-        <w:rPr>
-          <w:lang w:val="sv-SE"/>
-        </w:rPr>
-        <w:t>Dessa insikter är värdefulla för att rikta marknadsföringsinsatser och tydliggöra vad respektive program erbjuder.</w:t>
-      </w:r>
-    </w:p>
-    <w:p>
-      <w:pPr>
-        <w:pStyle w:val="Heading2"/>
-        <w:rPr>
-          <w:lang w:val="sv-SE"/>
-        </w:rPr>
-      </w:pPr>
-      <w:r>
-        <w:rPr>
-          <w:lang w:val="sv-SE"/>
-        </w:rPr>
-        <w:t>6.3 Exempel på positiv studentåterkoppling</w:t>
-      </w:r>
-    </w:p>
-    <w:p>
-      <w:pPr>
         <w:ind w:left="720" w:right="720"/>
         <w:rPr>
           <w:lang w:val="sv-SE"/>
@@ -2461,7 +3352,15 @@
           <w:i/>
           <w:lang w:val="sv-SE"/>
         </w:rPr>
-        <w:t xml:space="preserve"> Lärdomen är att det inte går att lyssna sig till kunskap, man måste sitta själv i många timmar. Det måste vara en av de bästa kurserna jag gått!"</w:t>
+        <w:t xml:space="preserve"> Lärdomen är att det inte går att </w:t>
+      </w:r>
+      <w:r>
+        <w:rPr>
+          <w:i/>
+          <w:lang w:val="sv-SE"/>
+        </w:rPr>
+        <w:lastRenderedPageBreak/>
+        <w:t>lyssna sig till kunskap, man måste sitta själv i många timmar. Det måste vara en av de bästa kurserna jag gått!"</w:t>
       </w:r>
     </w:p>
     <w:p>
@@ -2832,14 +3731,7 @@
         <w:rPr>
           <w:lang w:val="sv-SE"/>
         </w:rPr>
-        <w:t xml:space="preserve"> Dessa initiativ är </w:t>
-      </w:r>
-      <w:r>
-        <w:rPr>
-          <w:lang w:val="sv-SE"/>
-        </w:rPr>
-        <w:lastRenderedPageBreak/>
-        <w:t xml:space="preserve">värdefulla, men de sker </w:t>
+        <w:t xml:space="preserve"> Dessa initiativ är värdefulla, men de sker </w:t>
       </w:r>
       <w:r>
         <w:rPr>
@@ -3204,6 +4096,7 @@
         <w:rPr>
           <w:lang w:val="sv-SE"/>
         </w:rPr>
+        <w:lastRenderedPageBreak/>
         <w:t>8</w:t>
       </w:r>
       <w:r>
@@ -3547,14 +4440,13 @@
         <w:rPr>
           <w:lang w:val="sv-SE"/>
         </w:rPr>
-        <w:lastRenderedPageBreak/>
         <w:t>9</w:t>
       </w:r>
       <w:r>
         <w:rPr>
           <w:lang w:val="sv-SE"/>
         </w:rPr>
-        <w:t>. Sammanfattning och rekommendationer</w:t>
+        <w:t>. Sammanfattning</w:t>
       </w:r>
     </w:p>
     <w:p>
@@ -3739,26 +4631,6 @@
           <w:lang w:val="sv-SE"/>
         </w:rPr>
         <w:t>Implementera organisationsstrukturen för teamarbete och etablera en pedagogisk utvecklingsfunktion.</w:t>
-      </w:r>
-    </w:p>
-    <w:p>
-      <w:pPr>
-        <w:rPr>
-          <w:lang w:val="sv-SE"/>
-        </w:rPr>
-      </w:pPr>
-    </w:p>
-    <w:p>
-      <w:pPr>
-        <w:rPr>
-          <w:lang w:val="sv-SE"/>
-        </w:rPr>
-      </w:pPr>
-      <w:r>
-        <w:rPr>
-          <w:lang w:val="sv-SE"/>
-        </w:rPr>
-        <w:t>Ett nästa steg är att detta dokument föreslås diskuteras i institutionens ledningsgrupp.</w:t>
       </w:r>
     </w:p>
     <w:p>
@@ -3933,7 +4805,7 @@
   <w:abstractNum w:abstractNumId="8" w15:restartNumberingAfterBreak="0">
     <w:nsid w:val="FFFFFF89"/>
     <w:multiLevelType w:val="singleLevel"/>
-    <w:tmpl w:val="EF48592C"/>
+    <w:tmpl w:val="31A4C012"/>
     <w:lvl w:ilvl="0">
       <w:start w:val="1"/>
       <w:numFmt w:val="bullet"/>
